--- a/word-templates/modele-referentiels.docx
+++ b/word-templates/modele-referentiels.docx
@@ -285,6 +285,9 @@
             </w:tcMar>
           </w:tcPr>
           <w:p>
+            <w:pPr>
+              <w:spacing w:after="0" w:before="0"/>
+            </w:pPr>
             <w:r>
               <w:rPr>
                 <w:b/>
@@ -308,6 +311,9 @@
             </w:tcMar>
           </w:tcPr>
           <w:p>
+            <w:pPr>
+              <w:spacing w:after="0" w:before="0"/>
+            </w:pPr>
             <w:r>
               <w:rPr>
                 <w:b/>
@@ -331,6 +337,9 @@
             </w:tcMar>
           </w:tcPr>
           <w:p>
+            <w:pPr>
+              <w:spacing w:after="0" w:before="0"/>
+            </w:pPr>
             <w:r>
               <w:rPr>
                 <w:b/>
@@ -355,6 +364,9 @@
             </w:tcMar>
           </w:tcPr>
           <w:p>
+            <w:pPr>
+              <w:spacing w:after="0" w:before="0"/>
+            </w:pPr>
             <w:r>
               <w:rPr>
                 <w:rFonts w:ascii="Consolas" w:cs="Consolas" w:eastAsia="Consolas" w:hAnsi="Consolas"/>
@@ -383,6 +395,9 @@
             </w:tcMar>
           </w:tcPr>
           <w:p>
+            <w:pPr>
+              <w:spacing w:after="0" w:before="0"/>
+            </w:pPr>
             <w:r>
               <w:rPr>
                 <w:rFonts w:ascii="Consolas" w:cs="Consolas" w:eastAsia="Consolas" w:hAnsi="Consolas"/>
@@ -402,6 +417,9 @@
             </w:tcMar>
           </w:tcPr>
           <w:p>
+            <w:pPr>
+              <w:spacing w:after="0" w:before="0"/>
+            </w:pPr>
             <w:r>
               <w:rPr>
                 <w:rFonts w:ascii="Consolas" w:cs="Consolas" w:eastAsia="Consolas" w:hAnsi="Consolas"/>
@@ -471,6 +489,9 @@
             </w:tcMar>
           </w:tcPr>
           <w:p>
+            <w:pPr>
+              <w:spacing w:after="0" w:before="0"/>
+            </w:pPr>
             <w:r>
               <w:rPr>
                 <w:b/>
@@ -494,6 +515,9 @@
             </w:tcMar>
           </w:tcPr>
           <w:p>
+            <w:pPr>
+              <w:spacing w:after="0" w:before="0"/>
+            </w:pPr>
             <w:r>
               <w:rPr>
                 <w:b/>
@@ -517,6 +541,9 @@
             </w:tcMar>
           </w:tcPr>
           <w:p>
+            <w:pPr>
+              <w:spacing w:after="0" w:before="0"/>
+            </w:pPr>
             <w:r>
               <w:rPr>
                 <w:b/>
@@ -541,6 +568,9 @@
             </w:tcMar>
           </w:tcPr>
           <w:p>
+            <w:pPr>
+              <w:spacing w:after="0" w:before="0"/>
+            </w:pPr>
             <w:r>
               <w:rPr>
                 <w:rFonts w:ascii="Consolas" w:cs="Consolas" w:eastAsia="Consolas" w:hAnsi="Consolas"/>
@@ -569,6 +599,9 @@
             </w:tcMar>
           </w:tcPr>
           <w:p>
+            <w:pPr>
+              <w:spacing w:after="0" w:before="0"/>
+            </w:pPr>
             <w:r>
               <w:rPr>
                 <w:rFonts w:ascii="Consolas" w:cs="Consolas" w:eastAsia="Consolas" w:hAnsi="Consolas"/>
@@ -588,6 +621,9 @@
             </w:tcMar>
           </w:tcPr>
           <w:p>
+            <w:pPr>
+              <w:spacing w:after="0" w:before="0"/>
+            </w:pPr>
             <w:r>
               <w:rPr>
                 <w:rFonts w:ascii="Consolas" w:cs="Consolas" w:eastAsia="Consolas" w:hAnsi="Consolas"/>
@@ -1118,13 +1154,23 @@
 <w:styles xmlns:mc="http://schemas.openxmlformats.org/markup-compatibility/2006" xmlns:r="http://schemas.openxmlformats.org/officeDocument/2006/relationships" xmlns:w="http://schemas.openxmlformats.org/wordprocessingml/2006/main" xmlns:w14="http://schemas.microsoft.com/office/word/2010/wordml" xmlns:w15="http://schemas.microsoft.com/office/word/2012/wordml" mc:Ignorable="w14 w15">
   <w:docDefaults>
     <w:rPrDefault/>
-    <w:pPrDefault/>
+    <w:pPrDefault>
+      <w:pPr>
+        <w:widowControl/>
+        <w:spacing w:after="140"/>
+      </w:pPr>
+    </w:pPrDefault>
   </w:docDefaults>
   <w:style w:type="paragraph" w:styleId="Title">
     <w:name w:val="Title"/>
     <w:basedOn w:val="Normal"/>
     <w:next w:val="Normal"/>
     <w:qFormat/>
+    <w:pPr>
+      <w:keepNext/>
+      <w:keepLines/>
+      <w:spacing w:after="220" w:before="120"/>
+    </w:pPr>
     <w:rPr>
       <w:sz w:val="56"/>
       <w:szCs w:val="56"/>
@@ -1135,6 +1181,11 @@
     <w:basedOn w:val="Normal"/>
     <w:next w:val="Normal"/>
     <w:qFormat/>
+    <w:pPr>
+      <w:keepNext/>
+      <w:keepLines/>
+      <w:spacing w:after="160" w:before="340"/>
+    </w:pPr>
     <w:rPr>
       <w:color w:val="2E74B5"/>
       <w:sz w:val="32"/>
@@ -1146,6 +1197,11 @@
     <w:basedOn w:val="Normal"/>
     <w:next w:val="Normal"/>
     <w:qFormat/>
+    <w:pPr>
+      <w:keepNext/>
+      <w:keepLines/>
+      <w:spacing w:after="120" w:before="260"/>
+    </w:pPr>
     <w:rPr>
       <w:color w:val="2E74B5"/>
       <w:sz w:val="26"/>
